--- a/docs/lista_louvores/Textos_Louvores/ALGUÉM COMO EU.docx
+++ b/docs/lista_louvores/Textos_Louvores/ALGUÉM COMO EU.docx
@@ -4,188 +4,159 @@
   <w:body>
     <w:p>
       <w:pPr>
-        <w:numPr>
-          <w:ilvl w:val="0"/>
-          <w:numId w:val="1"/>
-        </w:numPr>
-        <w:spacing w:before="120"/>
-        <w:ind w:left="360"/>
-        <w:rPr>
-          <w:bCs/>
-          <w:color w:val="000000"/>
-        </w:rPr>
-      </w:pPr>
-      <w:r>
-        <w:rPr>
-          <w:color w:val="000000"/>
-          <w:sz w:val="28"/>
-          <w:szCs w:val="28"/>
-        </w:rPr>
-        <w:t>Alguém como eu</w:t>
+        <w:pStyle w:val="Ttulo1"/>
+      </w:pPr>
+      <w:r>
+        <w:t>ALGUÉM COMO EU</w:t>
       </w:r>
     </w:p>
     <w:p>
       <w:pPr>
-        <w:pStyle w:val="PargrafodaLista"/>
-        <w:numPr>
-          <w:ilvl w:val="0"/>
-          <w:numId w:val="1"/>
-        </w:numPr>
-        <w:autoSpaceDE w:val="0"/>
-        <w:autoSpaceDN w:val="0"/>
-        <w:adjustRightInd w:val="0"/>
-        <w:spacing w:before="120" w:after="0" w:line="240" w:lineRule="auto"/>
-        <w:ind w:left="862"/>
-        <w:contextualSpacing w:val="0"/>
-      </w:pPr>
-      <w:r>
+        <w:rPr>
+          <w:rFonts w:ascii="Times New Roman" w:hAnsi="Times New Roman"/>
+        </w:rPr>
+      </w:pPr>
+      <w:r>
+        <w:rPr>
+          <w:rFonts w:ascii="Times New Roman" w:hAnsi="Times New Roman"/>
+        </w:rPr>
         <w:t>Não consigo entender o amor</w:t>
       </w:r>
       <w:r>
-        <w:br/>
+        <w:rPr>
+          <w:rFonts w:ascii="Times New Roman" w:hAnsi="Times New Roman"/>
+        </w:rPr>
+        <w:br/>
+      </w:r>
+      <w:r>
+        <w:rPr>
+          <w:rFonts w:ascii="Times New Roman" w:hAnsi="Times New Roman"/>
+        </w:rPr>
         <w:t>Que Cristo tem por mim</w:t>
       </w:r>
       <w:r>
-        <w:br/>
+        <w:rPr>
+          <w:rFonts w:ascii="Times New Roman" w:hAnsi="Times New Roman"/>
+        </w:rPr>
+        <w:br/>
+      </w:r>
+      <w:r>
+        <w:rPr>
+          <w:rFonts w:ascii="Times New Roman" w:hAnsi="Times New Roman"/>
+        </w:rPr>
         <w:t>Sendo eu tão pecador,</w:t>
       </w:r>
       <w:r>
-        <w:br/>
+        <w:rPr>
+          <w:rFonts w:ascii="Times New Roman" w:hAnsi="Times New Roman"/>
+        </w:rPr>
+        <w:br/>
+      </w:r>
+      <w:r>
+        <w:rPr>
+          <w:rFonts w:ascii="Times New Roman" w:hAnsi="Times New Roman"/>
+        </w:rPr>
         <w:t>Sendo eu tão falho assim</w:t>
-      </w:r>
-      <w:r>
-        <w:rPr>
-          <w:noProof/>
-        </w:rPr>
-        <w:drawing>
-          <wp:anchor distT="0" distB="0" distL="114300" distR="114300" simplePos="0" relativeHeight="251659264" behindDoc="1" locked="0" layoutInCell="1" allowOverlap="1" wp14:anchorId="286070E7" wp14:editId="16D81913">
-            <wp:simplePos x="0" y="0"/>
-            <wp:positionH relativeFrom="margin">
-              <wp:align>center</wp:align>
-            </wp:positionH>
-            <wp:positionV relativeFrom="margin">
-              <wp:posOffset>1270820</wp:posOffset>
-            </wp:positionV>
-            <wp:extent cx="4020820" cy="3655060"/>
-            <wp:effectExtent l="0" t="0" r="0" b="0"/>
-            <wp:wrapNone/>
-            <wp:docPr id="811196482" name="Imagem 811196482" descr="Logotipo, nome da empresa&#10;&#10;Descrição gerada automaticamente"/>
-            <wp:cNvGraphicFramePr>
-              <a:graphicFrameLocks xmlns:a="http://schemas.openxmlformats.org/drawingml/2006/main" noChangeAspect="1"/>
-            </wp:cNvGraphicFramePr>
-            <a:graphic xmlns:a="http://schemas.openxmlformats.org/drawingml/2006/main">
-              <a:graphicData uri="http://schemas.openxmlformats.org/drawingml/2006/picture">
-                <pic:pic xmlns:pic="http://schemas.openxmlformats.org/drawingml/2006/picture">
-                  <pic:nvPicPr>
-                    <pic:cNvPr id="41" name="Imagem 41" descr="Logotipo, nome da empresa&#10;&#10;Descrição gerada automaticamente"/>
-                    <pic:cNvPicPr/>
-                  </pic:nvPicPr>
-                  <pic:blipFill>
-                    <a:blip r:embed="rId5">
-                      <a:alphaModFix amt="5000"/>
-                    </a:blip>
-                    <a:stretch>
-                      <a:fillRect/>
-                    </a:stretch>
-                  </pic:blipFill>
-                  <pic:spPr>
-                    <a:xfrm>
-                      <a:off x="0" y="0"/>
-                      <a:ext cx="4020820" cy="3655060"/>
-                    </a:xfrm>
-                    <a:prstGeom prst="rect">
-                      <a:avLst/>
-                    </a:prstGeom>
-                  </pic:spPr>
-                </pic:pic>
-              </a:graphicData>
-            </a:graphic>
-            <wp14:sizeRelH relativeFrom="page">
-              <wp14:pctWidth>0</wp14:pctWidth>
-            </wp14:sizeRelH>
-            <wp14:sizeRelV relativeFrom="page">
-              <wp14:pctHeight>0</wp14:pctHeight>
-            </wp14:sizeRelV>
-          </wp:anchor>
-        </w:drawing>
       </w:r>
     </w:p>
     <w:p>
       <w:pPr>
-        <w:pStyle w:val="PargrafodaLista"/>
-        <w:numPr>
-          <w:ilvl w:val="0"/>
-          <w:numId w:val="1"/>
-        </w:numPr>
-        <w:autoSpaceDE w:val="0"/>
-        <w:autoSpaceDN w:val="0"/>
-        <w:adjustRightInd w:val="0"/>
-        <w:spacing w:before="120" w:after="0" w:line="240" w:lineRule="auto"/>
-        <w:ind w:left="862"/>
-        <w:contextualSpacing w:val="0"/>
-      </w:pPr>
-      <w:r>
+        <w:rPr>
+          <w:rFonts w:ascii="Times New Roman" w:hAnsi="Times New Roman"/>
+        </w:rPr>
+      </w:pPr>
+      <w:r>
+        <w:rPr>
+          <w:rFonts w:ascii="Times New Roman" w:hAnsi="Times New Roman"/>
+        </w:rPr>
         <w:t>Nada havia em mim</w:t>
       </w:r>
       <w:r>
-        <w:br/>
+        <w:rPr>
+          <w:rFonts w:ascii="Times New Roman" w:hAnsi="Times New Roman"/>
+        </w:rPr>
+        <w:br/>
+      </w:r>
+      <w:r>
+        <w:rPr>
+          <w:rFonts w:ascii="Times New Roman" w:hAnsi="Times New Roman"/>
+        </w:rPr>
         <w:t>Que atraísse Sua atenção</w:t>
       </w:r>
       <w:r>
-        <w:br/>
+        <w:rPr>
+          <w:rFonts w:ascii="Times New Roman" w:hAnsi="Times New Roman"/>
+        </w:rPr>
+        <w:br/>
+      </w:r>
+      <w:r>
+        <w:rPr>
+          <w:rFonts w:ascii="Times New Roman" w:hAnsi="Times New Roman"/>
+        </w:rPr>
         <w:t>Salvo sou por Seu amor</w:t>
       </w:r>
       <w:r>
-        <w:br/>
+        <w:rPr>
+          <w:rFonts w:ascii="Times New Roman" w:hAnsi="Times New Roman"/>
+        </w:rPr>
+        <w:br/>
+      </w:r>
+      <w:r>
+        <w:rPr>
+          <w:rFonts w:ascii="Times New Roman" w:hAnsi="Times New Roman"/>
+        </w:rPr>
         <w:t>E por Sua compaixão</w:t>
       </w:r>
     </w:p>
     <w:p>
       <w:pPr>
-        <w:pStyle w:val="PargrafodaLista"/>
-        <w:spacing w:before="120" w:after="0"/>
-        <w:ind w:left="862"/>
-        <w:contextualSpacing w:val="0"/>
-      </w:pPr>
-      <w:r>
+        <w:rPr>
+          <w:rFonts w:ascii="Times New Roman" w:hAnsi="Times New Roman"/>
+        </w:rPr>
+      </w:pPr>
+      <w:r>
+        <w:rPr>
+          <w:rFonts w:ascii="Times New Roman" w:hAnsi="Times New Roman"/>
+        </w:rPr>
         <w:t>Nada há em mim</w:t>
       </w:r>
       <w:r>
+        <w:rPr>
+          <w:rFonts w:ascii="Times New Roman" w:hAnsi="Times New Roman"/>
+        </w:rPr>
         <w:br/>
       </w:r>
       <w:proofErr w:type="gramStart"/>
       <w:r>
+        <w:rPr>
+          <w:rFonts w:ascii="Times New Roman" w:hAnsi="Times New Roman"/>
+        </w:rPr>
         <w:t>Pra</w:t>
       </w:r>
       <w:proofErr w:type="gramEnd"/>
       <w:r>
+        <w:rPr>
+          <w:rFonts w:ascii="Times New Roman" w:hAnsi="Times New Roman"/>
+        </w:rPr>
         <w:t xml:space="preserve"> amar-me assim</w:t>
       </w:r>
       <w:r>
-        <w:br/>
-        <w:t>Ó que grande amor!</w:t>
-      </w:r>
-      <w:r>
-        <w:rPr>
-          <w:noProof/>
-        </w:rPr>
-        <w:t xml:space="preserve"> </w:t>
+        <w:rPr>
+          <w:rFonts w:ascii="Times New Roman" w:hAnsi="Times New Roman"/>
+        </w:rPr>
+        <w:br/>
+      </w:r>
+      <w:r>
+        <w:rPr>
+          <w:rFonts w:ascii="Times New Roman" w:hAnsi="Times New Roman"/>
+        </w:rPr>
+        <w:t xml:space="preserve">Ó que grande amor! </w:t>
       </w:r>
     </w:p>
     <w:p>
       <w:pPr>
-        <w:pStyle w:val="PargrafodaLista"/>
-        <w:numPr>
-          <w:ilvl w:val="0"/>
-          <w:numId w:val="1"/>
-        </w:numPr>
-        <w:autoSpaceDE w:val="0"/>
-        <w:autoSpaceDN w:val="0"/>
-        <w:adjustRightInd w:val="0"/>
-        <w:spacing w:before="120" w:after="0" w:line="240" w:lineRule="auto"/>
-        <w:ind w:left="862"/>
-        <w:contextualSpacing w:val="0"/>
-        <w:rPr>
+        <w:rPr>
+          <w:rFonts w:ascii="Times New Roman" w:hAnsi="Times New Roman"/>
           <w:b/>
           <w:bCs/>
           <w:i/>
@@ -194,6 +165,7 @@
       </w:pPr>
       <w:r>
         <w:rPr>
+          <w:rFonts w:ascii="Times New Roman" w:hAnsi="Times New Roman"/>
           <w:b/>
           <w:bCs/>
           <w:i/>
@@ -204,6 +176,7 @@
       <w:proofErr w:type="gramStart"/>
       <w:r>
         <w:rPr>
+          <w:rFonts w:ascii="Times New Roman" w:hAnsi="Times New Roman"/>
           <w:b/>
           <w:bCs/>
           <w:i/>
@@ -214,6 +187,7 @@
       <w:proofErr w:type="gramEnd"/>
       <w:r>
         <w:rPr>
+          <w:rFonts w:ascii="Times New Roman" w:hAnsi="Times New Roman"/>
           <w:b/>
           <w:bCs/>
           <w:i/>
@@ -223,75 +197,69 @@
       </w:r>
       <w:r>
         <w:rPr>
+          <w:rFonts w:ascii="Times New Roman" w:hAnsi="Times New Roman"/>
           <w:b/>
           <w:bCs/>
           <w:i/>
           <w:iCs/>
         </w:rPr>
         <w:br/>
-        <w:t>Seu sangue numa cruz verter?</w:t>
-      </w:r>
-      <w:r>
-        <w:rPr>
+      </w:r>
+      <w:r>
+        <w:rPr>
+          <w:rFonts w:ascii="Times New Roman" w:hAnsi="Times New Roman"/>
           <w:b/>
           <w:bCs/>
           <w:i/>
           <w:iCs/>
         </w:rPr>
-        <w:br/>
-        <w:t>Em meu lugar, a vida dar?</w:t>
-      </w:r>
-      <w:r>
-        <w:rPr>
+        <w:t>Seu sangue numa cruz verter?</w:t>
+      </w:r>
+      <w:r>
+        <w:rPr>
+          <w:rFonts w:ascii="Times New Roman" w:hAnsi="Times New Roman"/>
           <w:b/>
           <w:bCs/>
           <w:i/>
           <w:iCs/>
         </w:rPr>
         <w:br/>
-        <w:t>Como pôde me amar?</w:t>
-      </w:r>
-    </w:p>
-    <w:p>
-      <w:pPr>
-        <w:pStyle w:val="PargrafodaLista"/>
-        <w:spacing w:before="120" w:after="0"/>
-        <w:ind w:left="862"/>
-        <w:contextualSpacing w:val="0"/>
-        <w:rPr>
+      </w:r>
+      <w:r>
+        <w:rPr>
+          <w:rFonts w:ascii="Times New Roman" w:hAnsi="Times New Roman"/>
           <w:b/>
           <w:bCs/>
           <w:i/>
           <w:iCs/>
         </w:rPr>
-      </w:pPr>
-      <w:r>
-        <w:rPr>
+        <w:t>Em meu lugar, a vida dar?</w:t>
+      </w:r>
+      <w:r>
+        <w:rPr>
+          <w:rFonts w:ascii="Times New Roman" w:hAnsi="Times New Roman"/>
           <w:b/>
           <w:bCs/>
           <w:i/>
           <w:iCs/>
         </w:rPr>
-        <w:t>Amou a mim, um verme vil</w:t>
-      </w:r>
-      <w:r>
-        <w:rPr>
+        <w:br/>
+      </w:r>
+      <w:r>
+        <w:rPr>
+          <w:rFonts w:ascii="Times New Roman" w:hAnsi="Times New Roman"/>
           <w:b/>
           <w:bCs/>
           <w:i/>
           <w:iCs/>
         </w:rPr>
-        <w:br/>
-        <w:t>Tão pecador, a Ele hostil</w:t>
+        <w:t>Como pôde me amar?</w:t>
       </w:r>
     </w:p>
     <w:p>
       <w:pPr>
-        <w:pStyle w:val="PargrafodaLista"/>
-        <w:spacing w:before="120" w:after="0"/>
-        <w:ind w:left="862"/>
-        <w:contextualSpacing w:val="0"/>
-        <w:rPr>
+        <w:rPr>
+          <w:rFonts w:ascii="Times New Roman" w:hAnsi="Times New Roman"/>
           <w:b/>
           <w:bCs/>
           <w:i/>
@@ -300,152 +268,244 @@
       </w:pPr>
       <w:r>
         <w:rPr>
+          <w:rFonts w:ascii="Times New Roman" w:hAnsi="Times New Roman"/>
           <w:b/>
           <w:bCs/>
           <w:i/>
           <w:iCs/>
         </w:rPr>
-        <w:t>Tomou por Seu castigo o meu</w:t>
-      </w:r>
-      <w:r>
-        <w:rPr>
+        <w:t>Amou a mim, um verme vil</w:t>
+      </w:r>
+      <w:r>
+        <w:rPr>
+          <w:rFonts w:ascii="Times New Roman" w:hAnsi="Times New Roman"/>
           <w:b/>
           <w:bCs/>
           <w:i/>
           <w:iCs/>
         </w:rPr>
         <w:br/>
-        <w:t>Como pôde amar alguém como eu?</w:t>
-      </w:r>
-    </w:p>
-    <w:p>
-      <w:pPr>
-        <w:pStyle w:val="PargrafodaLista"/>
-        <w:numPr>
-          <w:ilvl w:val="0"/>
-          <w:numId w:val="1"/>
-        </w:numPr>
-        <w:autoSpaceDE w:val="0"/>
-        <w:autoSpaceDN w:val="0"/>
-        <w:adjustRightInd w:val="0"/>
-        <w:spacing w:before="120" w:after="0" w:line="240" w:lineRule="auto"/>
-        <w:ind w:left="862"/>
-        <w:contextualSpacing w:val="0"/>
-      </w:pPr>
-      <w:r>
-        <w:t xml:space="preserve">E se salvo eu fosse </w:t>
-      </w:r>
-      <w:r>
-        <w:br/>
-        <w:t>Pelas obras que aqui ergui</w:t>
-      </w:r>
-      <w:r>
-        <w:br/>
-        <w:t>Eu teria o Seu amor?</w:t>
-      </w:r>
-      <w:r>
-        <w:br/>
-        <w:t>Me amaria mesmo assim?</w:t>
-      </w:r>
-    </w:p>
-    <w:p>
-      <w:pPr>
-        <w:pStyle w:val="PargrafodaLista"/>
-        <w:numPr>
-          <w:ilvl w:val="0"/>
-          <w:numId w:val="1"/>
-        </w:numPr>
-        <w:autoSpaceDE w:val="0"/>
-        <w:autoSpaceDN w:val="0"/>
-        <w:adjustRightInd w:val="0"/>
-        <w:spacing w:before="120" w:after="0" w:line="240" w:lineRule="auto"/>
-        <w:ind w:left="862"/>
-        <w:contextualSpacing w:val="0"/>
-      </w:pPr>
-      <w:r>
-        <w:t>Ele nunca amaria a mim</w:t>
-      </w:r>
-      <w:r>
-        <w:br/>
-        <w:t xml:space="preserve">Por tudo o que já fiz </w:t>
-      </w:r>
-      <w:r>
-        <w:br/>
-        <w:t>Eu não posso me salvar</w:t>
-      </w:r>
-      <w:r>
-        <w:br/>
-        <w:t>Nem as obras que eu ergui</w:t>
-      </w:r>
-    </w:p>
-    <w:p>
-      <w:pPr>
-        <w:pStyle w:val="PargrafodaLista"/>
-        <w:spacing w:before="120" w:after="0"/>
-        <w:ind w:left="862"/>
-        <w:contextualSpacing w:val="0"/>
-      </w:pPr>
-      <w:r>
-        <w:t>É por Seu amor</w:t>
-      </w:r>
-      <w:r>
-        <w:br/>
-        <w:t>Que eu salvo sou</w:t>
-      </w:r>
-      <w:r>
-        <w:br/>
-        <w:t>Ó que grande amor!</w:t>
-      </w:r>
-    </w:p>
-    <w:p>
-      <w:pPr>
-        <w:pStyle w:val="PargrafodaLista"/>
-        <w:numPr>
-          <w:ilvl w:val="0"/>
-          <w:numId w:val="1"/>
-        </w:numPr>
-        <w:autoSpaceDE w:val="0"/>
-        <w:autoSpaceDN w:val="0"/>
-        <w:adjustRightInd w:val="0"/>
-        <w:spacing w:before="120" w:after="0" w:line="240" w:lineRule="auto"/>
-        <w:ind w:left="862"/>
-        <w:contextualSpacing w:val="0"/>
-        <w:rPr>
+      </w:r>
+      <w:r>
+        <w:rPr>
+          <w:rFonts w:ascii="Times New Roman" w:hAnsi="Times New Roman"/>
           <w:b/>
           <w:bCs/>
           <w:i/>
           <w:iCs/>
         </w:rPr>
-      </w:pPr>
-      <w:r>
-        <w:rPr>
+        <w:t>Tão pecador, a Ele hostil</w:t>
+      </w:r>
+      <w:r>
+        <w:rPr>
+          <w:rFonts w:ascii="Times New Roman" w:hAnsi="Times New Roman"/>
           <w:b/>
           <w:bCs/>
           <w:i/>
           <w:iCs/>
         </w:rPr>
-        <w:t>[REFRÃO]</w:t>
+        <w:br/>
+      </w:r>
+      <w:r>
+        <w:rPr>
+          <w:rFonts w:ascii="Times New Roman" w:hAnsi="Times New Roman"/>
+          <w:b/>
+          <w:bCs/>
+          <w:i/>
+          <w:iCs/>
+        </w:rPr>
+        <w:t>Tomou por Seu castigo o meu</w:t>
+      </w:r>
+      <w:r>
+        <w:rPr>
+          <w:rFonts w:ascii="Times New Roman" w:hAnsi="Times New Roman"/>
+          <w:b/>
+          <w:bCs/>
+          <w:i/>
+          <w:iCs/>
+        </w:rPr>
+        <w:br/>
+      </w:r>
+      <w:r>
+        <w:rPr>
+          <w:rFonts w:ascii="Times New Roman" w:hAnsi="Times New Roman"/>
+          <w:b/>
+          <w:bCs/>
+          <w:i/>
+          <w:iCs/>
+        </w:rPr>
+        <w:t>Como pôde amar alguém como eu?</w:t>
       </w:r>
     </w:p>
     <w:p>
       <w:pPr>
-        <w:pStyle w:val="PargrafodaLista"/>
-        <w:numPr>
-          <w:ilvl w:val="0"/>
-          <w:numId w:val="1"/>
-        </w:numPr>
-        <w:autoSpaceDE w:val="0"/>
-        <w:autoSpaceDN w:val="0"/>
-        <w:adjustRightInd w:val="0"/>
-        <w:spacing w:before="120" w:after="0" w:line="240" w:lineRule="auto"/>
-        <w:ind w:left="862"/>
-        <w:contextualSpacing w:val="0"/>
-      </w:pPr>
-      <w:r>
+        <w:rPr>
+          <w:rFonts w:ascii="Times New Roman" w:hAnsi="Times New Roman"/>
+        </w:rPr>
+      </w:pPr>
+      <w:r>
+        <w:rPr>
+          <w:rFonts w:ascii="Times New Roman" w:hAnsi="Times New Roman"/>
+        </w:rPr>
+        <w:t xml:space="preserve">E se salvo eu fosse </w:t>
+      </w:r>
+      <w:r>
+        <w:rPr>
+          <w:rFonts w:ascii="Times New Roman" w:hAnsi="Times New Roman"/>
+        </w:rPr>
+        <w:br/>
+      </w:r>
+      <w:r>
+        <w:rPr>
+          <w:rFonts w:ascii="Times New Roman" w:hAnsi="Times New Roman"/>
+        </w:rPr>
+        <w:t>Pelas obras que aqui ergui</w:t>
+      </w:r>
+      <w:r>
+        <w:rPr>
+          <w:rFonts w:ascii="Times New Roman" w:hAnsi="Times New Roman"/>
+        </w:rPr>
+        <w:br/>
+      </w:r>
+      <w:r>
+        <w:rPr>
+          <w:rFonts w:ascii="Times New Roman" w:hAnsi="Times New Roman"/>
+        </w:rPr>
+        <w:t>Eu teria o Seu amor?</w:t>
+      </w:r>
+      <w:r>
+        <w:rPr>
+          <w:rFonts w:ascii="Times New Roman" w:hAnsi="Times New Roman"/>
+        </w:rPr>
+        <w:br/>
+      </w:r>
+      <w:r>
+        <w:rPr>
+          <w:rFonts w:ascii="Times New Roman" w:hAnsi="Times New Roman"/>
+        </w:rPr>
+        <w:t>Me amaria mesmo assim?</w:t>
+      </w:r>
+    </w:p>
+    <w:p>
+      <w:pPr>
+        <w:rPr>
+          <w:rFonts w:ascii="Times New Roman" w:hAnsi="Times New Roman"/>
+        </w:rPr>
+      </w:pPr>
+      <w:r>
+        <w:rPr>
+          <w:rFonts w:ascii="Times New Roman" w:hAnsi="Times New Roman"/>
+        </w:rPr>
+        <w:t>Ele nunca amaria a mim</w:t>
+      </w:r>
+      <w:r>
+        <w:rPr>
+          <w:rFonts w:ascii="Times New Roman" w:hAnsi="Times New Roman"/>
+        </w:rPr>
+        <w:br/>
+      </w:r>
+      <w:r>
+        <w:rPr>
+          <w:rFonts w:ascii="Times New Roman" w:hAnsi="Times New Roman"/>
+        </w:rPr>
+        <w:t xml:space="preserve">Por tudo o que já fiz </w:t>
+      </w:r>
+      <w:r>
+        <w:rPr>
+          <w:rFonts w:ascii="Times New Roman" w:hAnsi="Times New Roman"/>
+        </w:rPr>
+        <w:br/>
+      </w:r>
+      <w:r>
+        <w:rPr>
+          <w:rFonts w:ascii="Times New Roman" w:hAnsi="Times New Roman"/>
+        </w:rPr>
+        <w:t>Eu não posso me salvar</w:t>
+      </w:r>
+      <w:r>
+        <w:rPr>
+          <w:rFonts w:ascii="Times New Roman" w:hAnsi="Times New Roman"/>
+        </w:rPr>
+        <w:br/>
+      </w:r>
+      <w:r>
+        <w:rPr>
+          <w:rFonts w:ascii="Times New Roman" w:hAnsi="Times New Roman"/>
+        </w:rPr>
+        <w:t>Nem as obras que eu ergui</w:t>
+      </w:r>
+    </w:p>
+    <w:p>
+      <w:pPr>
+        <w:rPr>
+          <w:rFonts w:ascii="Times New Roman" w:hAnsi="Times New Roman"/>
+        </w:rPr>
+      </w:pPr>
+      <w:r>
+        <w:rPr>
+          <w:rFonts w:ascii="Times New Roman" w:hAnsi="Times New Roman"/>
+        </w:rPr>
+        <w:t>É por Seu amor</w:t>
+      </w:r>
+      <w:r>
+        <w:rPr>
+          <w:rFonts w:ascii="Times New Roman" w:hAnsi="Times New Roman"/>
+        </w:rPr>
+        <w:br/>
+      </w:r>
+      <w:r>
+        <w:rPr>
+          <w:rFonts w:ascii="Times New Roman" w:hAnsi="Times New Roman"/>
+        </w:rPr>
+        <w:t>Que eu salvo sou</w:t>
+      </w:r>
+      <w:r>
+        <w:rPr>
+          <w:rFonts w:ascii="Times New Roman" w:hAnsi="Times New Roman"/>
+        </w:rPr>
+        <w:br/>
+      </w:r>
+      <w:r>
+        <w:rPr>
+          <w:rFonts w:ascii="Times New Roman" w:hAnsi="Times New Roman"/>
+        </w:rPr>
+        <w:t>Ó que grande amor!</w:t>
+      </w:r>
+    </w:p>
+    <w:p>
+      <w:pPr>
+        <w:rPr>
+          <w:rFonts w:ascii="Times New Roman" w:hAnsi="Times New Roman"/>
+          <w:b/>
+          <w:bCs/>
+          <w:i/>
+          <w:iCs/>
+        </w:rPr>
+      </w:pPr>
+      <w:r>
+        <w:rPr>
+          <w:rFonts w:ascii="Times New Roman" w:hAnsi="Times New Roman"/>
+          <w:b/>
+          <w:bCs/>
+          <w:i/>
+          <w:iCs/>
+        </w:rPr>
+        <w:t>[REFRÃO]</w:t>
+      </w:r>
+    </w:p>
+    <w:p>
+      <w:pPr>
+        <w:rPr>
+          <w:rFonts w:ascii="Times New Roman" w:hAnsi="Times New Roman"/>
+        </w:rPr>
+      </w:pPr>
+      <w:r>
+        <w:rPr>
+          <w:rFonts w:ascii="Times New Roman" w:hAnsi="Times New Roman"/>
+        </w:rPr>
         <w:t>Como pôde amar alguém como eu?</w:t>
       </w:r>
     </w:p>
-    <w:p/>
     <w:sectPr>
       <w:pgSz w:w="11906" w:h="16838"/>
       <w:pgMar w:top="1417" w:right="1701" w:bottom="1417" w:left="1701" w:header="708" w:footer="708" w:gutter="0"/>
